--- a/Introduccion a la Ingenieria/Kit docente/Clase 8/Solucion Taller Clase 8 - Decision de la solucion y alcance minimo.docx
+++ b/Introduccion a la Ingenieria/Kit docente/Clase 8/Solucion Taller Clase 8 - Decision de la solucion y alcance minimo.docx
@@ -1976,7 +1976,7 @@
           <w:color w:val="4A4A49"/>
           <w:sz w:val="22"/>
         </w:rPr>
-        <w:t xml:space="preserve"> búsqueda por tema · registro histórico de préstamos · aviso automático de devolución · el catálogo completo del acervo · reservas.</w:t>
+        <w:t xml:space="preserve"> búsqueda por tema · registro histórico de préstamos · aviso automático de devolución · el catálogo de todos los libros · reservas.</w:t>
       </w:r>
     </w:p>
     <w:p>
@@ -2584,7 +2584,7 @@
           <w:color w:val="4A4A49"/>
           <w:sz w:val="22"/>
         </w:rPr>
-        <w:t>. La comparación entre «lo que se puede hacer con lo que ya existe» y «lo que queremos construir» es la más instructiva de todas.</w:t>
+        <w:t>. La comparación entre «lo que se puede hacer con lo que ya existe» y «lo que queremos construir» es la que más enseña de todas.</w:t>
       </w:r>
     </w:p>
     <w:p>
@@ -2720,7 +2720,7 @@
           <w:color w:val="4A4A49"/>
           <w:sz w:val="22"/>
         </w:rPr>
-        <w:t>. La comparación entre lo que ya se puede hacer y lo que se quiere construir es la más instructiva.</w:t>
+        <w:t>. La comparación entre lo que ya se puede hacer y lo que se quiere construir es la que más enseña.</w:t>
       </w:r>
     </w:p>
     <w:p>
